--- a/llm-uml-antipatterns.docx
+++ b/llm-uml-antipatterns.docx
@@ -536,7 +536,7 @@
         <w:t xml:space="preserve"> </w:t>
       </w:r>
       <w:r>
-        <w:t xml:space="preserve">detection accuracy on domain-held-out test samples.</w:t>
+        <w:t xml:space="preserve">detection accuracy on held-out test samples.</w:t>
       </w:r>
     </w:p>
     <w:p>
@@ -652,7 +652,7 @@
       <w:r>
         <w:t xml:space="preserve">Section </w:t>
       </w:r>
-      <w:hyperlink w:anchor="sec:discussion">
+      <w:hyperlink w:anchor="sec:mapstedi">
         <w:r>
           <w:rPr>
             <w:rStyle w:val="Hyperlink"/>
@@ -664,7 +664,7 @@
         <w:t xml:space="preserve"> </w:t>
       </w:r>
       <w:r>
-        <w:t xml:space="preserve">discusses findings and limitations.</w:t>
+        <w:t xml:space="preserve">applies the model to a real-world case study.</w:t>
       </w:r>
       <w:r>
         <w:t xml:space="preserve"> </w:t>
@@ -672,7 +672,7 @@
       <w:r>
         <w:t xml:space="preserve">Section </w:t>
       </w:r>
-      <w:hyperlink w:anchor="sec:related">
+      <w:hyperlink w:anchor="sec:discussion">
         <w:r>
           <w:rPr>
             <w:rStyle w:val="Hyperlink"/>
@@ -684,7 +684,7 @@
         <w:t xml:space="preserve"> </w:t>
       </w:r>
       <w:r>
-        <w:t xml:space="preserve">surveys related work.</w:t>
+        <w:t xml:space="preserve">discusses findings and limitations.</w:t>
       </w:r>
       <w:r>
         <w:t xml:space="preserve"> </w:t>
@@ -692,7 +692,7 @@
       <w:r>
         <w:t xml:space="preserve">Section </w:t>
       </w:r>
-      <w:hyperlink w:anchor="sec:conclusion">
+      <w:hyperlink w:anchor="sec:related">
         <w:r>
           <w:rPr>
             <w:rStyle w:val="Hyperlink"/>
@@ -704,6 +704,26 @@
         <w:t xml:space="preserve"> </w:t>
       </w:r>
       <w:r>
+        <w:t xml:space="preserve">surveys related work.</w:t>
+      </w:r>
+      <w:r>
+        <w:t xml:space="preserve"> </w:t>
+      </w:r>
+      <w:r>
+        <w:t xml:space="preserve">Section </w:t>
+      </w:r>
+      <w:hyperlink w:anchor="sec:conclusion">
+        <w:r>
+          <w:rPr>
+            <w:rStyle w:val="Hyperlink"/>
+          </w:rPr>
+          <w:t xml:space="preserve">10</w:t>
+        </w:r>
+      </w:hyperlink>
+      <w:r>
+        <w:t xml:space="preserve"> </w:t>
+      </w:r>
+      <w:r>
         <w:t xml:space="preserve">concludes.</w:t>
       </w:r>
     </w:p>
@@ -875,13 +895,13 @@
       </w:r>
     </w:p>
     <w:bookmarkEnd w:id="10"/>
-    <w:bookmarkStart w:id="11" w:name="llms-for-code-and-diagram-generation"/>
+    <w:bookmarkStart w:id="11" w:name="X440400dffa69c6837801cc45cb3ba78e1b04296"/>
     <w:p>
       <w:pPr>
         <w:pStyle w:val="Heading2"/>
       </w:pPr>
       <w:r>
-        <w:t xml:space="preserve">LLMs for Code and Diagram Generation</w:t>
+        <w:t xml:space="preserve">LLMs for Diagram Generation and Fine-Tuning</w:t>
       </w:r>
     </w:p>
     <w:p>
@@ -975,6 +995,18 @@
         <w:pStyle w:val="BodyText"/>
       </w:pPr>
       <w:r>
+        <w:t xml:space="preserve">Adapting a pre-trained LLM to a specialised task such as antipattern detection,</w:t>
+      </w:r>
+      <w:r>
+        <w:t xml:space="preserve"> </w:t>
+      </w:r>
+      <w:r>
+        <w:t xml:space="preserve">without retraining all weights, is achieved through parameter-efficient fine-tuning (PEFT).</w:t>
+      </w:r>
+      <w:r>
+        <w:t xml:space="preserve"> </w:t>
+      </w:r>
+      <w:r>
         <w:t xml:space="preserve">Low-Rank Adaptation (LoRA) </w:t>
       </w:r>
       <w:r>
@@ -984,13 +1016,7 @@
         <w:t xml:space="preserve"> </w:t>
       </w:r>
       <w:r>
-        <w:t xml:space="preserve">is a parameter-efficient</w:t>
-      </w:r>
-      <w:r>
-        <w:t xml:space="preserve"> </w:t>
-      </w:r>
-      <w:r>
-        <w:t xml:space="preserve">fine-tuning technique that injects trainable low-rank matrices into each</w:t>
+        <w:t xml:space="preserve">is a PEFT technique that injects trainable low-rank matrices into each</w:t>
       </w:r>
       <w:r>
         <w:t xml:space="preserve"> </w:t>
@@ -1986,7 +2012,7 @@
         <w:t xml:space="preserve"> </w:t>
       </w:r>
       <w:r>
-        <w:t xml:space="preserve">Every model must include a system boundary rectangle enclosing all use</w:t>
+        <w:t xml:space="preserve">Every diagram must include a system boundary rectangle enclosing all use</w:t>
       </w:r>
       <w:r>
         <w:t xml:space="preserve"> </w:t>
@@ -3836,7 +3862,7 @@
         <w:pStyle w:val="FirstParagraph"/>
       </w:pPr>
       <w:r>
-        <w:t xml:space="preserve">We apply parameter-efficient fine-tuning (PEFT) to Qwen2.5-Coder-3B-Instruct </w:t>
+        <w:t xml:space="preserve">We apply PEFT to Qwen2.5-Coder-3B-Instruct </w:t>
       </w:r>
       <w:r>
         <w:t xml:space="preserve">(</w:t>
@@ -4767,7 +4793,615 @@
       </w:r>
     </w:p>
     <w:bookmarkEnd w:id="42"/>
-    <w:bookmarkStart w:id="43" w:name="sec:discussion"/>
+    <w:bookmarkStart w:id="47" w:name="sec:mapstedi"/>
+    <w:p>
+      <w:pPr>
+        <w:pStyle w:val="Heading1"/>
+      </w:pPr>
+      <w:r>
+        <w:t xml:space="preserve">Real-World Case Study: MAPSTEDI</w:t>
+      </w:r>
+    </w:p>
+    <w:p>
+      <w:pPr>
+        <w:pStyle w:val="FirstParagraph"/>
+      </w:pPr>
+      <w:r>
+        <w:t xml:space="preserve">To assess the model’s ability to generalise beyond synthetically generated</w:t>
+      </w:r>
+      <w:r>
+        <w:t xml:space="preserve"> </w:t>
+      </w:r>
+      <w:r>
+        <w:t xml:space="preserve">diagrams, we apply it to a subsystem of MAPSTEDI, a distributed biodiversity</w:t>
+      </w:r>
+      <w:r>
+        <w:t xml:space="preserve"> </w:t>
+      </w:r>
+      <w:r>
+        <w:t xml:space="preserve">database system used to merge specimen collections held by the University of</w:t>
+      </w:r>
+      <w:r>
+        <w:t xml:space="preserve"> </w:t>
+      </w:r>
+      <w:r>
+        <w:t xml:space="preserve">Colorado, the Denver Museum of Nature and Science, and the Denver Botanic</w:t>
+      </w:r>
+      <w:r>
+        <w:t xml:space="preserve"> </w:t>
+      </w:r>
+      <w:r>
+        <w:t xml:space="preserve">Gardens </w:t>
+      </w:r>
+      <w:r>
+        <w:t xml:space="preserve">(MAPSTEDI Project 2006)</w:t>
+      </w:r>
+      <w:r>
+        <w:t xml:space="preserve">. The UC model was originally prepared by</w:t>
+      </w:r>
+      <w:r>
+        <w:t xml:space="preserve"> </w:t>
+      </w:r>
+      <w:r>
+        <w:t xml:space="preserve">graduate students in the Ecology and Evolutionary Biology Department at the</w:t>
+      </w:r>
+      <w:r>
+        <w:t xml:space="preserve"> </w:t>
+      </w:r>
+      <w:r>
+        <w:t xml:space="preserve">University of Colorado and has been used as a benchmark in prior antipattern</w:t>
+      </w:r>
+      <w:r>
+        <w:t xml:space="preserve"> </w:t>
+      </w:r>
+      <w:r>
+        <w:t xml:space="preserve">detection research </w:t>
+      </w:r>
+      <w:r>
+        <w:t xml:space="preserve">(El-Attar and Miller 2006, 2010)</w:t>
+      </w:r>
+      <w:r>
+        <w:t xml:space="preserve">. The</w:t>
+      </w:r>
+      <w:r>
+        <w:t xml:space="preserve"> </w:t>
+      </w:r>
+      <w:r>
+        <w:t xml:space="preserve">subsystem modelled here covers database access, database integration, database</w:t>
+      </w:r>
+      <w:r>
+        <w:t xml:space="preserve"> </w:t>
+      </w:r>
+      <w:r>
+        <w:t xml:space="preserve">editing, and administrative processes, comprising 16 use cases and 7 actors.</w:t>
+      </w:r>
+    </w:p>
+    <w:bookmarkStart w:id="46" w:name="fig:mapstedi"/>
+    <w:p>
+      <w:pPr>
+        <w:pStyle w:val="CaptionedFigure"/>
+      </w:pPr>
+      <w:r>
+        <w:drawing>
+          <wp:inline>
+            <wp:extent cx="5334000" cy="2961365"/>
+            <wp:effectExtent b="0" l="0" r="0" t="0"/>
+            <wp:docPr descr="" title="" id="44" name="Picture"/>
+            <a:graphic>
+              <a:graphicData uri="http://schemas.openxmlformats.org/drawingml/2006/picture">
+                <pic:pic>
+                  <pic:nvPicPr>
+                    <pic:cNvPr descr="figures/mapstedi.png" id="45" name="Picture"/>
+                    <pic:cNvPicPr>
+                      <a:picLocks noChangeArrowheads="1" noChangeAspect="1"/>
+                    </pic:cNvPicPr>
+                  </pic:nvPicPr>
+                  <pic:blipFill>
+                    <a:blip r:embed="rId43"/>
+                    <a:stretch>
+                      <a:fillRect/>
+                    </a:stretch>
+                  </pic:blipFill>
+                  <pic:spPr bwMode="auto">
+                    <a:xfrm>
+                      <a:off x="0" y="0"/>
+                      <a:ext cx="5334000" cy="2961365"/>
+                    </a:xfrm>
+                    <a:prstGeom prst="rect">
+                      <a:avLst/>
+                    </a:prstGeom>
+                    <a:noFill/>
+                    <a:ln w="9525">
+                      <a:noFill/>
+                      <a:headEnd/>
+                      <a:tailEnd/>
+                    </a:ln>
+                  </pic:spPr>
+                </pic:pic>
+              </a:graphicData>
+            </a:graphic>
+          </wp:inline>
+        </w:drawing>
+      </w:r>
+    </w:p>
+    <w:p>
+      <w:pPr>
+        <w:pStyle w:val="ImageCaption"/>
+      </w:pPr>
+      <w:r>
+        <w:t xml:space="preserve">MAPSTEDI subsystem UC diagram used as the real-world evaluation input.</w:t>
+      </w:r>
+    </w:p>
+    <w:bookmarkEnd w:id="46"/>
+    <w:p>
+      <w:pPr>
+        <w:pStyle w:val="BodyText"/>
+      </w:pPr>
+      <w:r>
+        <w:t xml:space="preserve">Figure </w:t>
+      </w:r>
+      <w:hyperlink w:anchor="fig:mapstedi">
+        <w:r>
+          <w:rPr>
+            <w:rStyle w:val="Hyperlink"/>
+          </w:rPr>
+          <w:t xml:space="preserve">4</w:t>
+        </w:r>
+      </w:hyperlink>
+      <w:r>
+        <w:t xml:space="preserve"> </w:t>
+      </w:r>
+      <w:r>
+        <w:t xml:space="preserve">shows the UC diagram. The three ground-truth</w:t>
+      </w:r>
+      <w:r>
+        <w:t xml:space="preserve"> </w:t>
+      </w:r>
+      <w:r>
+        <w:t xml:space="preserve">FD-include instances, established by manual inspection against the antipattern</w:t>
+      </w:r>
+      <w:r>
+        <w:t xml:space="preserve"> </w:t>
+      </w:r>
+      <w:r>
+        <w:t xml:space="preserve">definition, are: (1) </w:t>
+      </w:r>
+      <w:r>
+        <w:rPr>
+          <w:i/>
+          <w:iCs/>
+        </w:rPr>
+        <w:t xml:space="preserve">Integrate Query Results</w:t>
+      </w:r>
+      <w:r>
+        <w:t xml:space="preserve"> </w:t>
+      </w:r>
+      <m:oMath>
+        <m:r>
+          <m:rPr>
+            <m:sty m:val="p"/>
+          </m:rPr>
+          <m:t>→</m:t>
+        </m:r>
+      </m:oMath>
+      <w:r>
+        <w:t xml:space="preserve"> </w:t>
+      </w:r>
+      <w:r>
+        <w:rPr>
+          <w:i/>
+          <w:iCs/>
+        </w:rPr>
+        <w:t xml:space="preserve">Query Local Database</w:t>
+      </w:r>
+      <w:r>
+        <w:t xml:space="preserve">, where</w:t>
+      </w:r>
+      <w:r>
+        <w:t xml:space="preserve"> </w:t>
+      </w:r>
+      <w:r>
+        <w:rPr>
+          <w:i/>
+          <w:iCs/>
+        </w:rPr>
+        <w:t xml:space="preserve">Query Local Database</w:t>
+      </w:r>
+      <w:r>
+        <w:t xml:space="preserve"> </w:t>
+      </w:r>
+      <w:r>
+        <w:t xml:space="preserve">has</w:t>
+      </w:r>
+      <w:r>
+        <w:t xml:space="preserve"> </w:t>
+      </w:r>
+      <w:r>
+        <w:t xml:space="preserve">no direct actor association and represents an internal query sub-step;</w:t>
+      </w:r>
+      <w:r>
+        <w:t xml:space="preserve"> </w:t>
+      </w:r>
+      <w:r>
+        <w:t xml:space="preserve">(2) </w:t>
+      </w:r>
+      <w:r>
+        <w:rPr>
+          <w:i/>
+          <w:iCs/>
+        </w:rPr>
+        <w:t xml:space="preserve">RunQC Tests</w:t>
+      </w:r>
+      <w:r>
+        <w:t xml:space="preserve"> </w:t>
+      </w:r>
+      <m:oMath>
+        <m:r>
+          <m:rPr>
+            <m:sty m:val="p"/>
+          </m:rPr>
+          <m:t>→</m:t>
+        </m:r>
+      </m:oMath>
+      <w:r>
+        <w:t xml:space="preserve"> </w:t>
+      </w:r>
+      <w:r>
+        <w:rPr>
+          <w:i/>
+          <w:iCs/>
+        </w:rPr>
+        <w:t xml:space="preserve">Upload DBG and UCOM Data</w:t>
+      </w:r>
+      <w:r>
+        <w:t xml:space="preserve">, where</w:t>
+      </w:r>
+      <w:r>
+        <w:t xml:space="preserve"> </w:t>
+      </w:r>
+      <w:r>
+        <w:rPr>
+          <w:i/>
+          <w:iCs/>
+        </w:rPr>
+        <w:t xml:space="preserve">Upload DBG and UCOM Data</w:t>
+      </w:r>
+      <w:r>
+        <w:t xml:space="preserve"> </w:t>
+      </w:r>
+      <w:r>
+        <w:t xml:space="preserve">has no actor association and is not</w:t>
+      </w:r>
+      <w:r>
+        <w:t xml:space="preserve"> </w:t>
+      </w:r>
+      <w:r>
+        <w:t xml:space="preserve">reachable independently; and (3) </w:t>
+      </w:r>
+      <w:r>
+        <w:rPr>
+          <w:i/>
+          <w:iCs/>
+        </w:rPr>
+        <w:t xml:space="preserve">Geocode Specimen</w:t>
+      </w:r>
+      <w:r>
+        <w:t xml:space="preserve"> </w:t>
+      </w:r>
+      <m:oMath>
+        <m:r>
+          <m:rPr>
+            <m:sty m:val="p"/>
+          </m:rPr>
+          <m:t>→</m:t>
+        </m:r>
+      </m:oMath>
+      <w:r>
+        <w:t xml:space="preserve"> </w:t>
+      </w:r>
+      <w:r>
+        <w:rPr>
+          <w:i/>
+          <w:iCs/>
+        </w:rPr>
+        <w:t xml:space="preserve">Find Locality</w:t>
+      </w:r>
+      <w:r>
+        <w:t xml:space="preserve">, where</w:t>
+      </w:r>
+      <w:r>
+        <w:t xml:space="preserve"> </w:t>
+      </w:r>
+      <w:r>
+        <w:rPr>
+          <w:i/>
+          <w:iCs/>
+        </w:rPr>
+        <w:t xml:space="preserve">Find Locality</w:t>
+      </w:r>
+      <w:r>
+        <w:t xml:space="preserve"> </w:t>
+      </w:r>
+      <w:r>
+        <w:t xml:space="preserve">similarly has no</w:t>
+      </w:r>
+      <w:r>
+        <w:t xml:space="preserve"> </w:t>
+      </w:r>
+      <w:r>
+        <w:t xml:space="preserve">actor association and is included by only one use case.</w:t>
+      </w:r>
+    </w:p>
+    <w:p>
+      <w:pPr>
+        <w:pStyle w:val="BodyText"/>
+      </w:pPr>
+      <w:r>
+        <w:t xml:space="preserve">The model produced 5 predicted instances, yielding 1 TP, 4 FP, and 2 FN</w:t>
+      </w:r>
+      <w:r>
+        <w:t xml:space="preserve"> </w:t>
+      </w:r>
+      <w:r>
+        <w:t xml:space="preserve">(Precision = 0.20, Recall = 0.33). The single correct prediction was</w:t>
+      </w:r>
+      <w:r>
+        <w:t xml:space="preserve"> </w:t>
+      </w:r>
+      <w:r>
+        <w:t xml:space="preserve">instance (1). The 4 FPs expose three failure modes already</w:t>
+      </w:r>
+      <w:r>
+        <w:t xml:space="preserve"> </w:t>
+      </w:r>
+      <w:r>
+        <w:t xml:space="preserve">observed in the synthetic test set but compounded by the diagram’s higher</w:t>
+      </w:r>
+      <w:r>
+        <w:t xml:space="preserve"> </w:t>
+      </w:r>
+      <w:r>
+        <w:t xml:space="preserve">complexity: two FPs flag use cases that carry direct actor associations</w:t>
+      </w:r>
+      <w:r>
+        <w:t xml:space="preserve"> </w:t>
+      </w:r>
+      <w:r>
+        <w:t xml:space="preserve">(</w:t>
+      </w:r>
+      <w:r>
+        <w:rPr>
+          <w:i/>
+          <w:iCs/>
+        </w:rPr>
+        <w:t xml:space="preserve">Search Collections Data</w:t>
+      </w:r>
+      <w:r>
+        <w:t xml:space="preserve"> </w:t>
+      </w:r>
+      <w:r>
+        <w:t xml:space="preserve">associated with Public and Research Users;</w:t>
+      </w:r>
+      <w:r>
+        <w:t xml:space="preserve"> </w:t>
+      </w:r>
+      <w:r>
+        <w:rPr>
+          <w:i/>
+          <w:iCs/>
+        </w:rPr>
+        <w:t xml:space="preserve">Edit Collections Data</w:t>
+      </w:r>
+      <w:r>
+        <w:t xml:space="preserve"> </w:t>
+      </w:r>
+      <w:r>
+        <w:t xml:space="preserve">associated with Database Integrator and Data</w:t>
+      </w:r>
+      <w:r>
+        <w:t xml:space="preserve"> </w:t>
+      </w:r>
+      <w:r>
+        <w:t xml:space="preserve">Editor), repeating the actor-association check failure documented in</w:t>
+      </w:r>
+      <w:r>
+        <w:t xml:space="preserve"> </w:t>
+      </w:r>
+      <w:r>
+        <w:t xml:space="preserve">Section </w:t>
+      </w:r>
+      <w:hyperlink w:anchor="sec:evaluation">
+        <w:r>
+          <w:rPr>
+            <w:rStyle w:val="Hyperlink"/>
+          </w:rPr>
+          <w:t xml:space="preserve">6</w:t>
+        </w:r>
+      </w:hyperlink>
+      <w:r>
+        <w:t xml:space="preserve">; one FP flags</w:t>
+      </w:r>
+      <w:r>
+        <w:t xml:space="preserve"> </w:t>
+      </w:r>
+      <w:r>
+        <w:rPr>
+          <w:i/>
+          <w:iCs/>
+        </w:rPr>
+        <w:t xml:space="preserve">Query Remote Database</w:t>
+      </w:r>
+      <w:r>
+        <w:t xml:space="preserve">,</w:t>
+      </w:r>
+      <w:r>
+        <w:t xml:space="preserve"> </w:t>
+      </w:r>
+      <w:r>
+        <w:t xml:space="preserve">which is included by</w:t>
+      </w:r>
+      <w:r>
+        <w:t xml:space="preserve"> </w:t>
+      </w:r>
+      <w:r>
+        <w:rPr>
+          <w:i/>
+          <w:iCs/>
+        </w:rPr>
+        <w:t xml:space="preserve">two</w:t>
+      </w:r>
+      <w:r>
+        <w:t xml:space="preserve"> </w:t>
+      </w:r>
+      <w:r>
+        <w:t xml:space="preserve">base use cases and therefore represents</w:t>
+      </w:r>
+      <w:r>
+        <w:t xml:space="preserve"> </w:t>
+      </w:r>
+      <w:r>
+        <w:t xml:space="preserve">legitimate shared behaviour rather than functional decomposition; and one FP</w:t>
+      </w:r>
+      <w:r>
+        <w:t xml:space="preserve"> </w:t>
+      </w:r>
+      <w:r>
+        <w:t xml:space="preserve">flags</w:t>
+      </w:r>
+      <w:r>
+        <w:t xml:space="preserve"> </w:t>
+      </w:r>
+      <w:r>
+        <w:rPr>
+          <w:i/>
+          <w:iCs/>
+        </w:rPr>
+        <w:t xml:space="preserve">RunQC Tests</w:t>
+      </w:r>
+      <w:r>
+        <w:t xml:space="preserve"> </w:t>
+      </w:r>
+      <w:r>
+        <w:t xml:space="preserve">despite it having an outgoing include to</w:t>
+      </w:r>
+      <w:r>
+        <w:t xml:space="preserve"> </w:t>
+      </w:r>
+      <w:r>
+        <w:rPr>
+          <w:i/>
+          <w:iCs/>
+        </w:rPr>
+        <w:t xml:space="preserve">Query Remote Database</w:t>
+      </w:r>
+      <w:r>
+        <w:t xml:space="preserve">, violating the criterion that a decomposed use</w:t>
+      </w:r>
+      <w:r>
+        <w:t xml:space="preserve"> </w:t>
+      </w:r>
+      <w:r>
+        <w:t xml:space="preserve">case must not itself include other use cases. The 2 FNs,</w:t>
+      </w:r>
+      <w:r>
+        <w:t xml:space="preserve"> </w:t>
+      </w:r>
+      <w:r>
+        <w:t xml:space="preserve">instances (2) and (3), are straightforward omissions of structurally</w:t>
+      </w:r>
+      <w:r>
+        <w:t xml:space="preserve"> </w:t>
+      </w:r>
+      <w:r>
+        <w:t xml:space="preserve">unambiguous FD-include cases, consistent with the incomplete-scanning FN</w:t>
+      </w:r>
+      <w:r>
+        <w:t xml:space="preserve"> </w:t>
+      </w:r>
+      <w:r>
+        <w:t xml:space="preserve">pattern in the synthetic results.</w:t>
+      </w:r>
+    </w:p>
+    <w:p>
+      <w:pPr>
+        <w:pStyle w:val="BodyText"/>
+      </w:pPr>
+      <w:r>
+        <w:t xml:space="preserve">The degraded performance on MAPSTEDI relative to the synthetic test set is</w:t>
+      </w:r>
+      <w:r>
+        <w:t xml:space="preserve"> </w:t>
+      </w:r>
+      <w:r>
+        <w:t xml:space="preserve">consistent with the synthetic distribution shift discussed in</w:t>
+      </w:r>
+      <w:r>
+        <w:t xml:space="preserve"> </w:t>
+      </w:r>
+      <w:r>
+        <w:t xml:space="preserve">Section </w:t>
+      </w:r>
+      <w:hyperlink w:anchor="sec:discussion">
+        <w:r>
+          <w:rPr>
+            <w:rStyle w:val="Hyperlink"/>
+          </w:rPr>
+          <w:t xml:space="preserve">8</w:t>
+        </w:r>
+      </w:hyperlink>
+      <w:r>
+        <w:t xml:space="preserve">: the training diagrams are smaller (median 8 use</w:t>
+      </w:r>
+      <w:r>
+        <w:t xml:space="preserve"> </w:t>
+      </w:r>
+      <w:r>
+        <w:t xml:space="preserve">cases), syntactically uniform, and contain at most one antipattern type per</w:t>
+      </w:r>
+      <w:r>
+        <w:t xml:space="preserve"> </w:t>
+      </w:r>
+      <w:r>
+        <w:t xml:space="preserve">diagram, whereas MAPSTEDI is a practitioner-authored diagram with 16 use</w:t>
+      </w:r>
+      <w:r>
+        <w:t xml:space="preserve"> </w:t>
+      </w:r>
+      <w:r>
+        <w:t xml:space="preserve">cases, shared-behaviour patterns, and multi-actor use cases not represented in</w:t>
+      </w:r>
+      <w:r>
+        <w:t xml:space="preserve"> </w:t>
+      </w:r>
+      <w:r>
+        <w:t xml:space="preserve">the training distribution. The case study therefore confirms the need for</w:t>
+      </w:r>
+      <w:r>
+        <w:t xml:space="preserve"> </w:t>
+      </w:r>
+      <w:r>
+        <w:t xml:space="preserve">real-world diagram examples in the training set and motivates the dataset</w:t>
+      </w:r>
+      <w:r>
+        <w:t xml:space="preserve"> </w:t>
+      </w:r>
+      <w:r>
+        <w:t xml:space="preserve">extension directions outlined in Section </w:t>
+      </w:r>
+      <w:hyperlink w:anchor="sec:discussion">
+        <w:r>
+          <w:rPr>
+            <w:rStyle w:val="Hyperlink"/>
+          </w:rPr>
+          <w:t xml:space="preserve">8</w:t>
+        </w:r>
+      </w:hyperlink>
+      <w:r>
+        <w:t xml:space="preserve">.</w:t>
+      </w:r>
+    </w:p>
+    <w:bookmarkEnd w:id="47"/>
+    <w:bookmarkStart w:id="48" w:name="sec:discussion"/>
     <w:p>
       <w:pPr>
         <w:pStyle w:val="Heading1"/>
@@ -4967,8 +5601,8 @@
         <w:t xml:space="preserve">The most immediate extension is broadening the dataset to cover multiple antipattern types simultaneously, working towards a unified model capable of detecting a full antipattern catalogue. Expanding the diagram size range to include larger diagrams would stress-test the model on more complex inputs. Evaluating on a hand-crafted benchmark of real practitioner diagrams would measure how well the model generalizes beyond synthetically generated examples. A natural progression of the task is to move from detection to refactoring, where the model not only identifies antipattern instances but also outputs the corrected diagram.</w:t>
       </w:r>
     </w:p>
-    <w:bookmarkEnd w:id="43"/>
-    <w:bookmarkStart w:id="44" w:name="sec:related"/>
+    <w:bookmarkEnd w:id="48"/>
+    <w:bookmarkStart w:id="49" w:name="sec:related"/>
     <w:p>
       <w:pPr>
         <w:pStyle w:val="Heading1"/>
@@ -5080,13 +5714,7 @@
         <w:t xml:space="preserve"> </w:t>
       </w:r>
       <w:r>
-        <w:t xml:space="preserve">enabling operation on plain-text PlantUML sources without a formal model</w:t>
-      </w:r>
-      <w:r>
-        <w:t xml:space="preserve"> </w:t>
-      </w:r>
-      <w:r>
-        <w:t xml:space="preserve">repository.</w:t>
+        <w:t xml:space="preserve">enabling detection from plain-text PlantUML sources without requiring the diagram to be serialised in XMI.</w:t>
       </w:r>
     </w:p>
     <w:p>
@@ -5133,13 +5761,7 @@
         <w:t xml:space="preserve"> </w:t>
       </w:r>
       <w:r>
-        <w:t xml:space="preserve">approach still relies on expert-authored formal rules and operates on</w:t>
-      </w:r>
-      <w:r>
-        <w:t xml:space="preserve"> </w:t>
-      </w:r>
-      <w:r>
-        <w:t xml:space="preserve">structured model repositories rather than textual diagram sources. Our</w:t>
+        <w:t xml:space="preserve">approach still relies on expert-authored formal rules and requires diagrams to be serialised in XMI rather than plain-text sources. Our</w:t>
       </w:r>
       <w:r>
         <w:t xml:space="preserve"> </w:t>
@@ -5210,8 +5832,8 @@
         <w:t xml:space="preserve">generation rather than description-to-diagram translation.</w:t>
       </w:r>
     </w:p>
-    <w:bookmarkEnd w:id="44"/>
-    <w:bookmarkStart w:id="70" w:name="sec:conclusion"/>
+    <w:bookmarkEnd w:id="49"/>
+    <w:bookmarkStart w:id="76" w:name="sec:conclusion"/>
     <w:p>
       <w:pPr>
         <w:pStyle w:val="Heading1"/>
@@ -5312,8 +5934,8 @@
         <w:t xml:space="preserve">.</w:t>
       </w:r>
     </w:p>
-    <w:bookmarkStart w:id="69" w:name="refs"/>
-    <w:bookmarkStart w:id="46" w:name="ref-alsayegh2026stride"/>
+    <w:bookmarkStart w:id="75" w:name="refs"/>
+    <w:bookmarkStart w:id="51" w:name="ref-alsayegh2026stride"/>
     <w:p>
       <w:pPr>
         <w:pStyle w:val="Bibliography"/>
@@ -5393,7 +6015,7 @@
       <w:r>
         <w:t xml:space="preserve"> </w:t>
       </w:r>
-      <w:hyperlink r:id="rId45">
+      <w:hyperlink r:id="rId50">
         <w:r>
           <w:rPr>
             <w:rStyle w:val="Hyperlink"/>
@@ -5405,8 +6027,8 @@
         <w:t xml:space="preserve">.</w:t>
       </w:r>
     </w:p>
-    <w:bookmarkEnd w:id="46"/>
-    <w:bookmarkStart w:id="48" w:name="ref-enase26"/>
+    <w:bookmarkEnd w:id="51"/>
+    <w:bookmarkStart w:id="53" w:name="ref-enase26"/>
     <w:p>
       <w:pPr>
         <w:pStyle w:val="Bibliography"/>
@@ -5451,7 +6073,7 @@
       <w:r>
         <w:t xml:space="preserve"> </w:t>
       </w:r>
-      <w:hyperlink r:id="rId47">
+      <w:hyperlink r:id="rId52">
         <w:r>
           <w:rPr>
             <w:rStyle w:val="Hyperlink"/>
@@ -5463,8 +6085,8 @@
         <w:t xml:space="preserve">.</w:t>
       </w:r>
     </w:p>
-    <w:bookmarkEnd w:id="48"/>
-    <w:bookmarkStart w:id="49" w:name="ref-anda2001quality"/>
+    <w:bookmarkEnd w:id="53"/>
+    <w:bookmarkStart w:id="54" w:name="ref-anda2001quality"/>
     <w:p>
       <w:pPr>
         <w:pStyle w:val="Bibliography"/>
@@ -5492,8 +6114,8 @@
         <w:t xml:space="preserve">, 402–28.</w:t>
       </w:r>
     </w:p>
-    <w:bookmarkEnd w:id="49"/>
-    <w:bookmarkStart w:id="51" w:name="ref-ballis2008rule"/>
+    <w:bookmarkEnd w:id="54"/>
+    <w:bookmarkStart w:id="56" w:name="ref-ballis2008rule"/>
     <w:p>
       <w:pPr>
         <w:pStyle w:val="Bibliography"/>
@@ -5538,7 +6160,7 @@
       <w:r>
         <w:t xml:space="preserve"> </w:t>
       </w:r>
-      <w:hyperlink r:id="rId50">
+      <w:hyperlink r:id="rId55">
         <w:r>
           <w:rPr>
             <w:rStyle w:val="Hyperlink"/>
@@ -5550,8 +6172,8 @@
         <w:t xml:space="preserve">.</w:t>
       </w:r>
     </w:p>
-    <w:bookmarkEnd w:id="51"/>
-    <w:bookmarkStart w:id="53" w:name="ref-camara2023chatgptuml"/>
+    <w:bookmarkEnd w:id="56"/>
+    <w:bookmarkStart w:id="58" w:name="ref-camara2023chatgptuml"/>
     <w:p>
       <w:pPr>
         <w:pStyle w:val="Bibliography"/>
@@ -5617,7 +6239,7 @@
       <w:r>
         <w:t xml:space="preserve"> </w:t>
       </w:r>
-      <w:hyperlink r:id="rId52">
+      <w:hyperlink r:id="rId57">
         <w:r>
           <w:rPr>
             <w:rStyle w:val="Hyperlink"/>
@@ -5629,8 +6251,8 @@
         <w:t xml:space="preserve">.</w:t>
       </w:r>
     </w:p>
-    <w:bookmarkEnd w:id="53"/>
-    <w:bookmarkStart w:id="55" w:name="ref-elattar2006matching"/>
+    <w:bookmarkEnd w:id="58"/>
+    <w:bookmarkStart w:id="60" w:name="ref-elattar2006matching"/>
     <w:p>
       <w:pPr>
         <w:pStyle w:val="Bibliography"/>
@@ -5660,7 +6282,7 @@
       <w:r>
         <w:t xml:space="preserve"> </w:t>
       </w:r>
-      <w:hyperlink r:id="rId54">
+      <w:hyperlink r:id="rId59">
         <w:r>
           <w:rPr>
             <w:rStyle w:val="Hyperlink"/>
@@ -5672,8 +6294,8 @@
         <w:t xml:space="preserve">.</w:t>
       </w:r>
     </w:p>
-    <w:bookmarkEnd w:id="55"/>
-    <w:bookmarkStart w:id="57" w:name="ref-elattar2010improving"/>
+    <w:bookmarkEnd w:id="60"/>
+    <w:bookmarkStart w:id="62" w:name="ref-elattar2010improving"/>
     <w:p>
       <w:pPr>
         <w:pStyle w:val="Bibliography"/>
@@ -5706,7 +6328,7 @@
       <w:r>
         <w:t xml:space="preserve"> </w:t>
       </w:r>
-      <w:hyperlink r:id="rId56">
+      <w:hyperlink r:id="rId61">
         <w:r>
           <w:rPr>
             <w:rStyle w:val="Hyperlink"/>
@@ -5718,8 +6340,8 @@
         <w:t xml:space="preserve">.</w:t>
       </w:r>
     </w:p>
-    <w:bookmarkEnd w:id="57"/>
-    <w:bookmarkStart w:id="58" w:name="ref-fourati2011metric"/>
+    <w:bookmarkEnd w:id="62"/>
+    <w:bookmarkStart w:id="63" w:name="ref-fourati2011metric"/>
     <w:p>
       <w:pPr>
         <w:pStyle w:val="Bibliography"/>
@@ -5765,8 +6387,8 @@
         <w:t xml:space="preserve">, edited by R. Lee, vol. 364. Springer.</w:t>
       </w:r>
     </w:p>
-    <w:bookmarkEnd w:id="58"/>
-    <w:bookmarkStart w:id="59" w:name="ref-gogolla2003validation"/>
+    <w:bookmarkEnd w:id="63"/>
+    <w:bookmarkStart w:id="64" w:name="ref-gogolla2003validation"/>
     <w:p>
       <w:pPr>
         <w:pStyle w:val="Bibliography"/>
@@ -5821,8 +6443,8 @@
         <w:t xml:space="preserve">(Berlin).</w:t>
       </w:r>
     </w:p>
-    <w:bookmarkEnd w:id="59"/>
-    <w:bookmarkStart w:id="61" w:name="ref-hu2022lora"/>
+    <w:bookmarkEnd w:id="64"/>
+    <w:bookmarkStart w:id="66" w:name="ref-hu2022lora"/>
     <w:p>
       <w:pPr>
         <w:pStyle w:val="Bibliography"/>
@@ -5858,7 +6480,7 @@
       <w:r>
         <w:t xml:space="preserve"> </w:t>
       </w:r>
-      <w:hyperlink r:id="rId60">
+      <w:hyperlink r:id="rId65">
         <w:r>
           <w:rPr>
             <w:rStyle w:val="Hyperlink"/>
@@ -5870,8 +6492,8 @@
         <w:t xml:space="preserve">.</w:t>
       </w:r>
     </w:p>
-    <w:bookmarkEnd w:id="61"/>
-    <w:bookmarkStart w:id="63" w:name="ref-hui2024qwen2"/>
+    <w:bookmarkEnd w:id="66"/>
+    <w:bookmarkStart w:id="68" w:name="ref-hui2024qwen2"/>
     <w:p>
       <w:pPr>
         <w:pStyle w:val="Bibliography"/>
@@ -5912,7 +6534,7 @@
       <w:r>
         <w:t xml:space="preserve"> </w:t>
       </w:r>
-      <w:hyperlink r:id="rId62">
+      <w:hyperlink r:id="rId67">
         <w:r>
           <w:rPr>
             <w:rStyle w:val="Hyperlink"/>
@@ -5924,8 +6546,8 @@
         <w:t xml:space="preserve">.</w:t>
       </w:r>
     </w:p>
-    <w:bookmarkEnd w:id="63"/>
-    <w:bookmarkStart w:id="65" w:name="ref-khan2016model"/>
+    <w:bookmarkEnd w:id="68"/>
+    <w:bookmarkStart w:id="70" w:name="ref-khan2016model"/>
     <w:p>
       <w:pPr>
         <w:pStyle w:val="Bibliography"/>
@@ -5958,7 +6580,7 @@
       <w:r>
         <w:t xml:space="preserve"> </w:t>
       </w:r>
-      <w:hyperlink r:id="rId64">
+      <w:hyperlink r:id="rId69">
         <w:r>
           <w:rPr>
             <w:rStyle w:val="Hyperlink"/>
@@ -5970,8 +6592,8 @@
         <w:t xml:space="preserve">.</w:t>
       </w:r>
     </w:p>
-    <w:bookmarkEnd w:id="65"/>
-    <w:bookmarkStart w:id="67" w:name="ref-khan2026repo"/>
+    <w:bookmarkEnd w:id="70"/>
+    <w:bookmarkStart w:id="71" w:name="ref-khan2026repo"/>
     <w:p>
       <w:pPr>
         <w:pStyle w:val="Bibliography"/>
@@ -6048,53 +6670,83 @@
       <w:r>
         <w:t xml:space="preserve">. GitHub.</w:t>
       </w:r>
-      <w:r>
-        <w:t xml:space="preserve"> </w:t>
-      </w:r>
-      <w:hyperlink r:id="rId66">
+    </w:p>
+    <w:bookmarkEnd w:id="71"/>
+    <w:bookmarkStart w:id="72" w:name="ref-lilly1999pitfalls"/>
+    <w:p>
+      <w:pPr>
+        <w:pStyle w:val="Bibliography"/>
+      </w:pPr>
+      <w:r>
+        <w:t xml:space="preserve">Lilly, S. 1999.</w:t>
+      </w:r>
+      <w:r>
+        <w:t xml:space="preserve"> </w:t>
+      </w:r>
+      <w:r>
+        <w:t xml:space="preserve">“Use Case Pitfalls: Top 10 Problems from Real Projects Using Use Cases.”</w:t>
+      </w:r>
+      <w:r>
+        <w:t xml:space="preserve"> </w:t>
+      </w:r>
+      <w:r>
+        <w:rPr>
+          <w:i/>
+          <w:iCs/>
+        </w:rPr>
+        <w:t xml:space="preserve">Proceedings of Technology of Object-Oriented Languages and Systems (TOOLS 30)</w:t>
+      </w:r>
+      <w:r>
+        <w:t xml:space="preserve">, 174–83.</w:t>
+      </w:r>
+    </w:p>
+    <w:bookmarkEnd w:id="72"/>
+    <w:bookmarkStart w:id="74" w:name="ref-mapstedi"/>
+    <w:p>
+      <w:pPr>
+        <w:pStyle w:val="Bibliography"/>
+      </w:pPr>
+      <w:r>
+        <w:t xml:space="preserve">MAPSTEDI Project. 2006.</w:t>
+      </w:r>
+      <w:r>
+        <w:t xml:space="preserve"> </w:t>
+      </w:r>
+      <w:r>
+        <w:rPr>
+          <w:i/>
+          <w:iCs/>
+        </w:rPr>
+        <w:t xml:space="preserve">MAPSTEDI</w:t>
+      </w:r>
+      <w:r>
+        <w:rPr>
+          <w:i/>
+          <w:iCs/>
+        </w:rPr>
+        <w:t xml:space="preserve">: Mapping Species and Taxa Efficiently with Distributed Information</w:t>
+      </w:r>
+      <w:r>
+        <w:t xml:space="preserve">.</w:t>
+      </w:r>
+      <w:r>
+        <w:t xml:space="preserve"> </w:t>
+      </w:r>
+      <w:hyperlink r:id="rId73">
         <w:r>
           <w:rPr>
             <w:rStyle w:val="Hyperlink"/>
           </w:rPr>
-          <w:t xml:space="preserve">https://github.com/ybakhan/llm-finetuning-uml-antipatterns</w:t>
+          <w:t xml:space="preserve">Https://mapstedi.sourceforge.net/</w:t>
         </w:r>
       </w:hyperlink>
       <w:r>
         <w:t xml:space="preserve">.</w:t>
       </w:r>
     </w:p>
-    <w:bookmarkEnd w:id="67"/>
-    <w:bookmarkStart w:id="68" w:name="ref-lilly1999pitfalls"/>
-    <w:p>
-      <w:pPr>
-        <w:pStyle w:val="Bibliography"/>
-      </w:pPr>
-      <w:r>
-        <w:t xml:space="preserve">Lilly, S. 1999.</w:t>
-      </w:r>
-      <w:r>
-        <w:t xml:space="preserve"> </w:t>
-      </w:r>
-      <w:r>
-        <w:t xml:space="preserve">“Use Case Pitfalls: Top 10 Problems from Real Projects Using Use Cases.”</w:t>
-      </w:r>
-      <w:r>
-        <w:t xml:space="preserve"> </w:t>
-      </w:r>
-      <w:r>
-        <w:rPr>
-          <w:i/>
-          <w:iCs/>
-        </w:rPr>
-        <w:t xml:space="preserve">Proceedings of Technology of Object-Oriented Languages and Systems (TOOLS 30)</w:t>
-      </w:r>
-      <w:r>
-        <w:t xml:space="preserve">, 174–83.</w:t>
-      </w:r>
-    </w:p>
-    <w:bookmarkEnd w:id="68"/>
-    <w:bookmarkEnd w:id="69"/>
-    <w:bookmarkEnd w:id="70"/>
+    <w:bookmarkEnd w:id="74"/>
+    <w:bookmarkEnd w:id="75"/>
+    <w:bookmarkEnd w:id="76"/>
     <w:sectPr>
       <w:footnotePr>
         <w:numRestart w:val="eachSect"/>

--- a/llm-uml-antipatterns.docx
+++ b/llm-uml-antipatterns.docx
@@ -7,28 +7,14 @@
         <w:pStyle w:val="Title"/>
       </w:pPr>
       <w:r>
-        <w:t xml:space="preserve"> </w:t>
-      </w:r>
-      <w:r>
-        <w:rPr>
-          <w:b/>
-          <w:bCs/>
-        </w:rPr>
         <w:t xml:space="preserve">LLM-Based Antipattern Detection in UML Use Case Models:</w:t>
       </w:r>
       <w:r>
         <w:br/>
       </w:r>
       <w:r>
-        <w:rPr>
-          <w:b/>
-          <w:bCs/>
-        </w:rPr>
         <w:t xml:space="preserve">A Synthetic Data Generation and Fine-Tuning Approach</w:t>
       </w:r>
-      <w:r>
-        <w:t xml:space="preserve"> </w:t>
-      </w:r>
     </w:p>
     <w:p>
       <w:pPr>
@@ -37,27 +23,6 @@
       <w:r>
         <w:t xml:space="preserve">Yasser Khan</w:t>
       </w:r>
-      <w:r>
-        <w:br/>
-      </w:r>
-      <w:r>
-        <w:t xml:space="preserve">Department of Electrical Engineering and Computer Science</w:t>
-      </w:r>
-      <w:r>
-        <w:br/>
-      </w:r>
-      <w:r>
-        <w:t xml:space="preserve">Florida Atlantic University, Florida, USA</w:t>
-      </w:r>
-      <w:r>
-        <w:br/>
-      </w:r>
-      <w:r>
-        <w:rPr>
-          <w:rStyle w:val="VerbatimChar"/>
-        </w:rPr>
-        <w:t xml:space="preserve">khany2026@fau.edu</w:t>
-      </w:r>
     </w:p>
     <w:p>
       <w:pPr>
@@ -65,27 +30,6 @@
       </w:pPr>
       <w:r>
         <w:t xml:space="preserve">Mohamed El-Attar</w:t>
-      </w:r>
-      <w:r>
-        <w:br/>
-      </w:r>
-      <w:r>
-        <w:t xml:space="preserve">College of Technological Innovation</w:t>
-      </w:r>
-      <w:r>
-        <w:br/>
-      </w:r>
-      <w:r>
-        <w:t xml:space="preserve">Zayed University, Abu Dhabi, United Arab Emirates</w:t>
-      </w:r>
-      <w:r>
-        <w:br/>
-      </w:r>
-      <w:r>
-        <w:rPr>
-          <w:rStyle w:val="VerbatimChar"/>
-        </w:rPr>
-        <w:t xml:space="preserve">Mohamed.El-Attar@zu.ac.ae</w:t>
       </w:r>
     </w:p>
     <w:p>
@@ -205,37 +149,6 @@
       </w:r>
       <w:r>
         <w:t xml:space="preserve">91.0% detection accuracy and an instance-level recall of 0.87 on a held-out, domain-stratified test set. The paper details the full pipeline from synthetic data generation to fine-tuning and evaluation.</w:t>
-      </w:r>
-    </w:p>
-    <w:p>
-      <w:pPr>
-        <w:pStyle w:val="FirstParagraph"/>
-      </w:pPr>
-      <w:r>
-        <w:rPr>
-          <w:b/>
-          <w:bCs/>
-        </w:rPr>
-        <w:t xml:space="preserve">Keywords:</w:t>
-      </w:r>
-      <w:r>
-        <w:t xml:space="preserve"> </w:t>
-      </w:r>
-      <w:r>
-        <w:t xml:space="preserve">UML, use case diagrams, antipattern detection,</w:t>
-      </w:r>
-      <w:r>
-        <w:t xml:space="preserve"> </w:t>
-      </w:r>
-      <w:r>
-        <w:t xml:space="preserve">LLM, fine-tuning, synthetic data, PlantUML, LoRA.</w:t>
-      </w:r>
-    </w:p>
-    <w:p>
-      <w:r>
-        <w:pict>
-          <v:rect style="width:0;height:1.5pt" o:hralign="center" o:hrstd="t" o:hr="t"/>
-        </w:pict>
       </w:r>
     </w:p>
     <w:bookmarkStart w:id="9" w:name="sec:intro"/>

--- a/llm-uml-antipatterns.docx
+++ b/llm-uml-antipatterns.docx
@@ -2264,7 +2264,16 @@
               <w:rPr>
                 <w:rStyle w:val="StringTok"/>
               </w:rPr>
-              <w:t xml:space="preserve">"Functional Decomposition: Using the include relationship"</w:t>
+              <w:t xml:space="preserve">"Functional Decomposition: Using the</w:t>
+            </w:r>
+            <w:r>
+              <w:br/>
+            </w:r>
+            <w:r>
+              <w:rPr>
+                <w:rStyle w:val="StringTok"/>
+              </w:rPr>
+              <w:t xml:space="preserve">      include relationship"</w:t>
             </w:r>
             <w:r>
               <w:rPr>
@@ -2471,7 +2480,7 @@
               <w:rPr>
                 <w:rStyle w:val="StringTok"/>
               </w:rPr>
-              <w:t xml:space="preserve">"'Validate Account' (UC2) is included by</w:t>
+              <w:t xml:space="preserve">"'Validate Account' (UC2)</w:t>
             </w:r>
             <w:r>
               <w:br/>
@@ -2480,7 +2489,16 @@
               <w:rPr>
                 <w:rStyle w:val="StringTok"/>
               </w:rPr>
-              <w:t xml:space="preserve">        'Withdraw Cash' (UC1), has no direct actor association</w:t>
+              <w:t xml:space="preserve">        is included by 'Withdraw Cash' (UC1),</w:t>
+            </w:r>
+            <w:r>
+              <w:br/>
+            </w:r>
+            <w:r>
+              <w:rPr>
+                <w:rStyle w:val="StringTok"/>
+              </w:rPr>
+              <w:t xml:space="preserve">        has no direct actor association</w:t>
             </w:r>
             <w:r>
               <w:br/>
@@ -2802,13 +2820,22 @@
               <w:rPr>
                 <w:rStyle w:val="StringTok"/>
               </w:rPr>
-              <w:t xml:space="preserve">"You are an expert in UML use case diagram analysis..."</w:t>
+              <w:t xml:space="preserve">"You are an expert in UML use case</w:t>
             </w:r>
             <w:r>
               <w:br/>
             </w:r>
             <w:r>
               <w:rPr>
+                <w:rStyle w:val="StringTok"/>
+              </w:rPr>
+              <w:t xml:space="preserve">        diagram analysis ..."</w:t>
+            </w:r>
+            <w:r>
+              <w:br/>
+            </w:r>
+            <w:r>
+              <w:rPr>
                 <w:rStyle w:val="NormalTok"/>
               </w:rPr>
               <w:t xml:space="preserve">    </w:t>
@@ -2910,7 +2937,7 @@
               <w:rPr>
                 <w:rStyle w:val="StringTok"/>
               </w:rPr>
-              <w:t xml:space="preserve">"Analyze the following PlantUML use case model and</w:t>
+              <w:t xml:space="preserve">"Analyze the following PlantUML use</w:t>
             </w:r>
             <w:r>
               <w:br/>
@@ -2919,7 +2946,7 @@
               <w:rPr>
                 <w:rStyle w:val="StringTok"/>
               </w:rPr>
-              <w:t xml:space="preserve">                  detect if it contains any antipatterns. ......</w:t>
+              <w:t xml:space="preserve">        case model and detect antipatterns. ...</w:t>
             </w:r>
             <w:r>
               <w:br/>
@@ -2928,7 +2955,7 @@
               <w:rPr>
                 <w:rStyle w:val="StringTok"/>
               </w:rPr>
-              <w:t xml:space="preserve">                  @startuml</w:t>
+              <w:t xml:space="preserve">        @startuml</w:t>
             </w:r>
             <w:r>
               <w:br/>
@@ -2937,7 +2964,7 @@
               <w:rPr>
                 <w:rStyle w:val="StringTok"/>
               </w:rPr>
-              <w:t xml:space="preserve">                  ......</w:t>
+              <w:t xml:space="preserve">        ...</w:t>
             </w:r>
             <w:r>
               <w:br/>
@@ -2946,7 +2973,7 @@
               <w:rPr>
                 <w:rStyle w:val="StringTok"/>
               </w:rPr>
-              <w:t xml:space="preserve">                  @enduml"</w:t>
+              <w:t xml:space="preserve">        @enduml"</w:t>
             </w:r>
             <w:r>
               <w:br/>
@@ -3054,7 +3081,7 @@
               <w:rPr>
                 <w:rStyle w:val="StringTok"/>
               </w:rPr>
-              <w:t xml:space="preserve">"{ detected: true, .......... }"</w:t>
+              <w:t xml:space="preserve">"{ detected: true, ... }"</w:t>
             </w:r>
             <w:r>
               <w:br/>

--- a/llm-uml-antipatterns.docx
+++ b/llm-uml-antipatterns.docx
@@ -413,31 +413,31 @@
         <w:pStyle w:val="BodyText"/>
       </w:pPr>
       <w:r>
-        <w:t xml:space="preserve">This paper presents a prompt-engineering framework</w:t>
-      </w:r>
-      <w:r>
-        <w:t xml:space="preserve"> </w:t>
-      </w:r>
-      <w:r>
-        <w:t xml:space="preserve">that instructs an LLM to produce syntactically valid, structurally diverse,</w:t>
-      </w:r>
-      <w:r>
-        <w:t xml:space="preserve"> </w:t>
-      </w:r>
-      <w:r>
-        <w:t xml:space="preserve">and correctly labeled antipattern/refactored PlantUML diagram pairs, together</w:t>
-      </w:r>
-      <w:r>
-        <w:t xml:space="preserve"> </w:t>
-      </w:r>
-      <w:r>
-        <w:t xml:space="preserve">with a structured dataset of 388 annotated training samples spanning 194</w:t>
-      </w:r>
-      <w:r>
-        <w:t xml:space="preserve"> </w:t>
-      </w:r>
-      <w:r>
-        <w:t xml:space="preserve">distinct application domains with 1–5 antipattern instances per diagram.</w:t>
+        <w:t xml:space="preserve">This paper presents a prompt-engineering framework that instructs an LLM to</w:t>
+      </w:r>
+      <w:r>
+        <w:t xml:space="preserve"> </w:t>
+      </w:r>
+      <w:r>
+        <w:t xml:space="preserve">generate syntactically valid, structurally diverse, and correctly labeled pairs</w:t>
+      </w:r>
+      <w:r>
+        <w:t xml:space="preserve"> </w:t>
+      </w:r>
+      <w:r>
+        <w:t xml:space="preserve">of antipattern and refactored PlantUML diagrams. Using this framework, we</w:t>
+      </w:r>
+      <w:r>
+        <w:t xml:space="preserve"> </w:t>
+      </w:r>
+      <w:r>
+        <w:t xml:space="preserve">produced a dataset of 388 annotated samples spanning 194 application domains,</w:t>
+      </w:r>
+      <w:r>
+        <w:t xml:space="preserve"> </w:t>
+      </w:r>
+      <w:r>
+        <w:t xml:space="preserve">each diagram containing 1–5 antipattern instances.</w:t>
       </w:r>
       <w:r>
         <w:t xml:space="preserve"> </w:t>

--- a/llm-uml-antipatterns.docx
+++ b/llm-uml-antipatterns.docx
@@ -343,7 +343,7 @@
         <w:t xml:space="preserve"> </w:t>
       </w:r>
       <w:r>
-        <w:t xml:space="preserve">large language models (LLMs) offer an alternative: models trained on</w:t>
+        <w:t xml:space="preserve">large language models (LLMs) offer a promising alternative. Models trained on</w:t>
       </w:r>
       <w:r>
         <w:t xml:space="preserve"> </w:t>

--- a/llm-uml-antipatterns.docx
+++ b/llm-uml-antipatterns.docx
@@ -369,13 +369,7 @@
         <w:t xml:space="preserve"> </w:t>
       </w:r>
       <w:r>
-        <w:t xml:space="preserve">and scarce in practice. Published datasets of annotated use case diagrams are</w:t>
-      </w:r>
-      <w:r>
-        <w:t xml:space="preserve"> </w:t>
-      </w:r>
-      <w:r>
-        <w:t xml:space="preserve">small and domain-narrow. We address this bottleneck with a synthetic</w:t>
+        <w:t xml:space="preserve">and scarce in practice. Published datasets of annotated use case diagrams are small and cover few domains. We address this bottleneck with a synthetic</w:t>
       </w:r>
       <w:r>
         <w:t xml:space="preserve"> </w:t>

--- a/llm-uml-antipatterns.docx
+++ b/llm-uml-antipatterns.docx
@@ -369,19 +369,13 @@
         <w:t xml:space="preserve"> </w:t>
       </w:r>
       <w:r>
-        <w:t xml:space="preserve">and scarce in practice. Published datasets of annotated use case diagrams are small and cover few domains. We address this bottleneck with a synthetic</w:t>
-      </w:r>
-      <w:r>
-        <w:t xml:space="preserve"> </w:t>
-      </w:r>
-      <w:r>
-        <w:t xml:space="preserve">data generation approach: we use Claude Opus, a state-of-the-art LLM, as a</w:t>
-      </w:r>
-      <w:r>
-        <w:t xml:space="preserve"> </w:t>
-      </w:r>
-      <w:r>
-        <w:t xml:space="preserve">controlled diagram author to produce a large, diverse, and precisely</w:t>
+        <w:t xml:space="preserve">and scarce in practice. Published datasets of annotated use case diagrams are small and cover few domains. We address this bottleneck by using Claude Opus, a state-of-the-art LLM,</w:t>
+      </w:r>
+      <w:r>
+        <w:t xml:space="preserve"> </w:t>
+      </w:r>
+      <w:r>
+        <w:t xml:space="preserve">as a controlled diagram author to produce a large, diverse, and precisely</w:t>
       </w:r>
       <w:r>
         <w:t xml:space="preserve"> </w:t>

--- a/llm-uml-antipatterns.docx
+++ b/llm-uml-antipatterns.docx
@@ -834,13 +834,13 @@
         <w:t xml:space="preserve"> </w:t>
       </w:r>
       <w:r>
-        <w:t xml:space="preserve">frontier models can produce syntactically valid diagrams with minimal</w:t>
-      </w:r>
-      <w:r>
-        <w:t xml:space="preserve"> </w:t>
-      </w:r>
-      <w:r>
-        <w:t xml:space="preserve">additional scaffolding.</w:t>
+        <w:t xml:space="preserve">frontier models can produce syntactically valid diagrams with little</w:t>
+      </w:r>
+      <w:r>
+        <w:t xml:space="preserve"> </w:t>
+      </w:r>
+      <w:r>
+        <w:t xml:space="preserve">additional guidance.</w:t>
       </w:r>
       <w:r>
         <w:t xml:space="preserve"> </w:t>

--- a/llm-uml-antipatterns.docx
+++ b/llm-uml-antipatterns.docx
@@ -846,7 +846,7 @@
         <w:t xml:space="preserve"> </w:t>
       </w:r>
       <w:r>
-        <w:t xml:space="preserve">This has been demonstrated in security modeling contexts: ChatGPT-5 has</w:t>
+        <w:t xml:space="preserve">This has been demonstrated in security modeling contexts, where ChatGPT-5 has</w:t>
       </w:r>
       <w:r>
         <w:t xml:space="preserve"> </w:t>

--- a/llm-uml-antipatterns.docx
+++ b/llm-uml-antipatterns.docx
@@ -1701,7 +1701,7 @@
         <w:t xml:space="preserve"> </w:t>
       </w:r>
       <w:r>
-        <w:t xml:space="preserve">are deliberately non-contiguous: small</w:t>
+        <w:t xml:space="preserve">are deliberately non-contiguous. Small</w:t>
       </w:r>
       <w:r>
         <w:t xml:space="preserve"> </w:t>

--- a/llm-uml-antipatterns.docx
+++ b/llm-uml-antipatterns.docx
@@ -3924,7 +3924,7 @@
         <w:pStyle w:val="ImageCaption"/>
       </w:pPr>
       <w:r>
-        <w:t xml:space="preserve">Training loss over 6 epochs.</w:t>
+        <w:t xml:space="preserve">Training loss during LoRA fine-tuning on the generated dataset.</w:t>
       </w:r>
     </w:p>
     <w:bookmarkEnd w:id="38"/>

--- a/llm-uml-antipatterns.docx
+++ b/llm-uml-antipatterns.docx
@@ -3943,7 +3943,7 @@
         <w:pStyle w:val="FirstParagraph"/>
       </w:pPr>
       <w:r>
-        <w:t xml:space="preserve">Test samples are evaluated at two levels: detection and instance. Detection</w:t>
+        <w:t xml:space="preserve">Test samples are evaluated for detection accuracy and instance classification. Detection</w:t>
       </w:r>
       <w:r>
         <w:t xml:space="preserve"> </w:t>

--- a/llm-uml-antipatterns.docx
+++ b/llm-uml-antipatterns.docx
@@ -4532,7 +4532,7 @@
         <w:t xml:space="preserve"> </w:t>
       </w:r>
       <w:r>
-        <w:t xml:space="preserve">dismissed by the modeller on inspection. The model achieves a recall of 0.87, recovering the majority of expected</w:t>
+        <w:t xml:space="preserve">dismissed by the modeler on inspection. The model achieves a recall of 0.87, recovering the majority of expected</w:t>
       </w:r>
       <w:r>
         <w:t xml:space="preserve"> </w:t>

--- a/llm-uml-antipatterns.docx
+++ b/llm-uml-antipatterns.docx
@@ -4669,7 +4669,7 @@
         <w:t xml:space="preserve"> </w:t>
       </w:r>
       <w:r>
-        <w:t xml:space="preserve">structurally unrelated use case pairs: the model asserts an include link</w:t>
+        <w:t xml:space="preserve">structurally unrelated use case pairs. Here the model asserts an include link</w:t>
       </w:r>
       <w:r>
         <w:t xml:space="preserve"> </w:t>

--- a/llm-uml-antipatterns.docx
+++ b/llm-uml-antipatterns.docx
@@ -4747,43 +4747,22 @@
         <w:t xml:space="preserve"> </w:t>
       </w:r>
       <w:r>
-        <w:t xml:space="preserve">database system used to merge specimen collections held by the University of</w:t>
-      </w:r>
-      <w:r>
-        <w:t xml:space="preserve"> </w:t>
-      </w:r>
-      <w:r>
-        <w:t xml:space="preserve">Colorado, the Denver Museum of Nature and Science, and the Denver Botanic</w:t>
-      </w:r>
-      <w:r>
-        <w:t xml:space="preserve"> </w:t>
-      </w:r>
-      <w:r>
-        <w:t xml:space="preserve">Gardens </w:t>
+        <w:t xml:space="preserve">database system </w:t>
       </w:r>
       <w:r>
         <w:t xml:space="preserve">(MAPSTEDI Project 2006)</w:t>
       </w:r>
       <w:r>
-        <w:t xml:space="preserve">. The UC model was originally prepared by</w:t>
-      </w:r>
-      <w:r>
-        <w:t xml:space="preserve"> </w:t>
-      </w:r>
-      <w:r>
-        <w:t xml:space="preserve">graduate students in the Ecology and Evolutionary Biology Department at the</w:t>
-      </w:r>
-      <w:r>
-        <w:t xml:space="preserve"> </w:t>
-      </w:r>
-      <w:r>
-        <w:t xml:space="preserve">University of Colorado and has been used as a benchmark in prior antipattern</w:t>
-      </w:r>
-      <w:r>
-        <w:t xml:space="preserve"> </w:t>
-      </w:r>
-      <w:r>
-        <w:t xml:space="preserve">detection research </w:t>
+        <w:t xml:space="preserve"> </w:t>
+      </w:r>
+      <w:r>
+        <w:t xml:space="preserve">that has been used as a benchmark in prior</w:t>
+      </w:r>
+      <w:r>
+        <w:t xml:space="preserve"> </w:t>
+      </w:r>
+      <w:r>
+        <w:t xml:space="preserve">antipattern detection research </w:t>
       </w:r>
       <w:r>
         <w:t xml:space="preserve">(El-Attar and Miller 2006, 2010)</w:t>

--- a/llm-uml-antipatterns.docx
+++ b/llm-uml-antipatterns.docx
@@ -4836,7 +4836,7 @@
         <w:pStyle w:val="ImageCaption"/>
       </w:pPr>
       <w:r>
-        <w:t xml:space="preserve">MAPSTEDI subsystem UC diagram used as the real-world evaluation input.</w:t>
+        <w:t xml:space="preserve">MAPSTEDI subsystem use case diagram used as the real-world evaluation input.</w:t>
       </w:r>
     </w:p>
     <w:bookmarkEnd w:id="46"/>
@@ -4859,7 +4859,7 @@
         <w:t xml:space="preserve"> </w:t>
       </w:r>
       <w:r>
-        <w:t xml:space="preserve">shows the UC diagram. The three ground-truth</w:t>
+        <w:t xml:space="preserve">shows the use case diagram. The three ground-truth</w:t>
       </w:r>
       <w:r>
         <w:t xml:space="preserve"> </w:t>

--- a/llm-uml-antipatterns.docx
+++ b/llm-uml-antipatterns.docx
@@ -5056,25 +5056,19 @@
         <w:t xml:space="preserve"> </w:t>
       </w:r>
       <w:r>
-        <w:t xml:space="preserve">instance (1). The 4 FPs expose three failure modes already</w:t>
-      </w:r>
-      <w:r>
-        <w:t xml:space="preserve"> </w:t>
-      </w:r>
-      <w:r>
-        <w:t xml:space="preserve">observed in the synthetic test set but compounded by the diagram’s higher</w:t>
-      </w:r>
-      <w:r>
-        <w:t xml:space="preserve"> </w:t>
-      </w:r>
-      <w:r>
-        <w:t xml:space="preserve">complexity: two FPs flag use cases that carry direct actor associations</w:t>
-      </w:r>
-      <w:r>
-        <w:t xml:space="preserve"> </w:t>
-      </w:r>
-      <w:r>
-        <w:t xml:space="preserve">(</w:t>
+        <w:t xml:space="preserve">instance (1). The 4 FPs expose three failure modes already observed in the synthetic test</w:t>
+      </w:r>
+      <w:r>
+        <w:t xml:space="preserve"> </w:t>
+      </w:r>
+      <w:r>
+        <w:t xml:space="preserve">set, compounded by the diagram’s higher complexity. Two FPs flag use cases</w:t>
+      </w:r>
+      <w:r>
+        <w:t xml:space="preserve"> </w:t>
+      </w:r>
+      <w:r>
+        <w:t xml:space="preserve">that carry direct actor associations (</w:t>
       </w:r>
       <w:r>
         <w:rPr>
@@ -5103,19 +5097,13 @@
         <w:t xml:space="preserve"> </w:t>
       </w:r>
       <w:r>
-        <w:t xml:space="preserve">associated with Database Integrator and Data</w:t>
-      </w:r>
-      <w:r>
-        <w:t xml:space="preserve"> </w:t>
-      </w:r>
-      <w:r>
-        <w:t xml:space="preserve">Editor), repeating the actor-association check failure documented in</w:t>
-      </w:r>
-      <w:r>
-        <w:t xml:space="preserve"> </w:t>
-      </w:r>
-      <w:r>
-        <w:t xml:space="preserve">Section </w:t>
+        <w:t xml:space="preserve">associated with Database Integrator and Data Editor), repeating the</w:t>
+      </w:r>
+      <w:r>
+        <w:t xml:space="preserve"> </w:t>
+      </w:r>
+      <w:r>
+        <w:t xml:space="preserve">actor-association check failure documented in Section </w:t>
       </w:r>
       <w:hyperlink w:anchor="sec:evaluation">
         <w:r>
@@ -5126,7 +5114,13 @@
         </w:r>
       </w:hyperlink>
       <w:r>
-        <w:t xml:space="preserve">; one FP flags</w:t>
+        <w:t xml:space="preserve">.</w:t>
+      </w:r>
+      <w:r>
+        <w:t xml:space="preserve"> </w:t>
+      </w:r>
+      <w:r>
+        <w:t xml:space="preserve">One FP flags</w:t>
       </w:r>
       <w:r>
         <w:t xml:space="preserve"> </w:t>
@@ -5139,13 +5133,7 @@
         <w:t xml:space="preserve">Query Remote Database</w:t>
       </w:r>
       <w:r>
-        <w:t xml:space="preserve">,</w:t>
-      </w:r>
-      <w:r>
-        <w:t xml:space="preserve"> </w:t>
-      </w:r>
-      <w:r>
-        <w:t xml:space="preserve">which is included by</w:t>
+        <w:t xml:space="preserve">, which is included by</w:t>
       </w:r>
       <w:r>
         <w:t xml:space="preserve"> </w:t>
@@ -5161,19 +5149,13 @@
         <w:t xml:space="preserve"> </w:t>
       </w:r>
       <w:r>
-        <w:t xml:space="preserve">base use cases and therefore represents</w:t>
-      </w:r>
-      <w:r>
-        <w:t xml:space="preserve"> </w:t>
-      </w:r>
-      <w:r>
-        <w:t xml:space="preserve">legitimate shared behaviour rather than functional decomposition; and one FP</w:t>
-      </w:r>
-      <w:r>
-        <w:t xml:space="preserve"> </w:t>
-      </w:r>
-      <w:r>
-        <w:t xml:space="preserve">flags</w:t>
+        <w:t xml:space="preserve">base use cases and therefore represents legitimate shared behaviour rather than</w:t>
+      </w:r>
+      <w:r>
+        <w:t xml:space="preserve"> </w:t>
+      </w:r>
+      <w:r>
+        <w:t xml:space="preserve">functional decomposition. One FP flags</w:t>
       </w:r>
       <w:r>
         <w:t xml:space="preserve"> </w:t>
@@ -5189,7 +5171,13 @@
         <w:t xml:space="preserve"> </w:t>
       </w:r>
       <w:r>
-        <w:t xml:space="preserve">despite it having an outgoing include to</w:t>
+        <w:t xml:space="preserve">despite it having</w:t>
+      </w:r>
+      <w:r>
+        <w:t xml:space="preserve"> </w:t>
+      </w:r>
+      <w:r>
+        <w:t xml:space="preserve">an outgoing include to</w:t>
       </w:r>
       <w:r>
         <w:t xml:space="preserve"> </w:t>
@@ -5202,13 +5190,13 @@
         <w:t xml:space="preserve">Query Remote Database</w:t>
       </w:r>
       <w:r>
-        <w:t xml:space="preserve">, violating the criterion that a decomposed use</w:t>
-      </w:r>
-      <w:r>
-        <w:t xml:space="preserve"> </w:t>
-      </w:r>
-      <w:r>
-        <w:t xml:space="preserve">case must not itself include other use cases. The 2 FNs,</w:t>
+        <w:t xml:space="preserve">, violating the criterion</w:t>
+      </w:r>
+      <w:r>
+        <w:t xml:space="preserve"> </w:t>
+      </w:r>
+      <w:r>
+        <w:t xml:space="preserve">that a decomposed use case must not itself include other use cases. The 2 FNs,</w:t>
       </w:r>
       <w:r>
         <w:t xml:space="preserve"> </w:t>

--- a/llm-uml-antipatterns.docx
+++ b/llm-uml-antipatterns.docx
@@ -5245,7 +5245,7 @@
         </w:r>
       </w:hyperlink>
       <w:r>
-        <w:t xml:space="preserve">: the training diagrams are smaller (median 8 use</w:t>
+        <w:t xml:space="preserve">. The training diagrams are smaller (median 8 use</w:t>
       </w:r>
       <w:r>
         <w:t xml:space="preserve"> </w:t>

--- a/llm-uml-antipatterns.docx
+++ b/llm-uml-antipatterns.docx
@@ -5316,7 +5316,7 @@
         <w:t xml:space="preserve"> </w:t>
       </w:r>
       <w:r>
-        <w:t xml:space="preserve">labeller, as all generated pairs passed manual review, with violations</w:t>
+        <w:t xml:space="preserve">labeler, as all generated pairs passed manual review, with violations</w:t>
       </w:r>
       <w:r>
         <w:t xml:space="preserve"> </w:t>

--- a/llm-uml-antipatterns.docx
+++ b/llm-uml-antipatterns.docx
@@ -5384,7 +5384,7 @@
         <w:t xml:space="preserve"> </w:t>
       </w:r>
       <w:r>
-        <w:t xml:space="preserve">parameter-efficient fine-tuning enables effective specialisation of a compact</w:t>
+        <w:t xml:space="preserve">PEFT enables effective specialisation of a compact</w:t>
       </w:r>
       <w:r>
         <w:t xml:space="preserve"> </w:t>

--- a/llm-uml-antipatterns.docx
+++ b/llm-uml-antipatterns.docx
@@ -5632,13 +5632,13 @@
         <w:t xml:space="preserve"> </w:t>
       </w:r>
       <w:r>
-        <w:t xml:space="preserve">automating the refactoring step through model transformations: OCL queries</w:t>
-      </w:r>
-      <w:r>
-        <w:t xml:space="preserve"> </w:t>
-      </w:r>
-      <w:r>
-        <w:t xml:space="preserve">identify antipattern instances, and ATL transformations then apply the</w:t>
+        <w:t xml:space="preserve">automating the refactoring step through model transformations, where OCL queries</w:t>
+      </w:r>
+      <w:r>
+        <w:t xml:space="preserve"> </w:t>
+      </w:r>
+      <w:r>
+        <w:t xml:space="preserve">identify antipattern instances and ATL transformations then apply the</w:t>
       </w:r>
       <w:r>
         <w:t xml:space="preserve"> </w:t>

--- a/llm-uml-antipatterns.docx
+++ b/llm-uml-antipatterns.docx
@@ -5662,19 +5662,13 @@
         <w:t xml:space="preserve"> </w:t>
       </w:r>
       <w:r>
-        <w:t xml:space="preserve">approach is complementary: by training an LLM on labeled diagram pairs, we</w:t>
-      </w:r>
-      <w:r>
-        <w:t xml:space="preserve"> </w:t>
-      </w:r>
-      <w:r>
-        <w:t xml:space="preserve">show that the detection task can be learned from examples alone, without</w:t>
-      </w:r>
-      <w:r>
-        <w:t xml:space="preserve"> </w:t>
-      </w:r>
-      <w:r>
-        <w:t xml:space="preserve">hand-crafted rules.</w:t>
+        <w:t xml:space="preserve">approach is complementary, showing that the detection task can be learned</w:t>
+      </w:r>
+      <w:r>
+        <w:t xml:space="preserve"> </w:t>
+      </w:r>
+      <w:r>
+        <w:t xml:space="preserve">from labeled diagram pairs alone, without hand-crafted rules.</w:t>
       </w:r>
     </w:p>
     <w:p>

--- a/llm-uml-antipatterns.docx
+++ b/llm-uml-antipatterns.docx
@@ -4056,7 +4056,7 @@
         <w:t xml:space="preserve"> </w:t>
       </w:r>
       <w:r>
-        <w:t xml:space="preserve">Matching checks that</w:t>
+        <w:t xml:space="preserve">A predicted instance is considered correct only when its</w:t>
       </w:r>
       <w:r>
         <w:t xml:space="preserve"> </w:t>
@@ -4071,13 +4071,7 @@
         <w:t xml:space="preserve"> </w:t>
       </w:r>
       <w:r>
-        <w:t xml:space="preserve">exactly matches the expected list and</w:t>
-      </w:r>
-      <w:r>
-        <w:t xml:space="preserve"> </w:t>
-      </w:r>
-      <w:r>
-        <w:t xml:space="preserve">that the</w:t>
+        <w:t xml:space="preserve">list exactly matches the expected list and its</w:t>
       </w:r>
       <w:r>
         <w:t xml:space="preserve"> </w:t>
@@ -4092,7 +4086,13 @@
         <w:t xml:space="preserve"> </w:t>
       </w:r>
       <w:r>
-        <w:t xml:space="preserve">is semantically correct; all results were manually verified to resolve ambiguous cases. Precision, recall, F</w:t>
+        <w:t xml:space="preserve">is</w:t>
+      </w:r>
+      <w:r>
+        <w:t xml:space="preserve"> </w:t>
+      </w:r>
+      <w:r>
+        <w:t xml:space="preserve">semantically correct. All results were manually verified to resolve ambiguous cases. Precision, recall, F</w:t>
       </w:r>
       <m:oMath>
         <m:sSub>

--- a/llm-uml-antipatterns.docx
+++ b/llm-uml-antipatterns.docx
@@ -4532,31 +4532,13 @@
         <w:t xml:space="preserve"> </w:t>
       </w:r>
       <w:r>
-        <w:t xml:space="preserve">dismissed by the modeler on inspection. The model achieves a recall of 0.87, recovering the majority of expected</w:t>
-      </w:r>
-      <w:r>
-        <w:t xml:space="preserve"> </w:t>
-      </w:r>
-      <w:r>
-        <w:t xml:space="preserve">FD-include instances, which is the desirable outcome in this context.</w:t>
-      </w:r>
-      <w:r>
-        <w:t xml:space="preserve"> </w:t>
-      </w:r>
-      <w:r>
-        <w:t xml:space="preserve">Precision at 0.81 reflects some false-positive tendency, as the model</w:t>
-      </w:r>
-      <w:r>
-        <w:t xml:space="preserve"> </w:t>
-      </w:r>
-      <w:r>
-        <w:t xml:space="preserve">occasionally flags an FD-include instance where none was intended, but this</w:t>
-      </w:r>
-      <w:r>
-        <w:t xml:space="preserve"> </w:t>
-      </w:r>
-      <w:r>
-        <w:t xml:space="preserve">is an acceptable trade-off. The MCC of 0.55 confirms a moderate-to-strong</w:t>
+        <w:t xml:space="preserve">dismissed by the modeler on inspection. The model achieves a recall of 0.87 and a precision of 0.81, recovering</w:t>
+      </w:r>
+      <w:r>
+        <w:t xml:space="preserve"> </w:t>
+      </w:r>
+      <w:r>
+        <w:t xml:space="preserve">the majority of expected instances at the cost of some false positives. The MCC of 0.55 confirms a moderate-to-strong</w:t>
       </w:r>
       <w:r>
         <w:t xml:space="preserve"> </w:t>

--- a/llm-uml-antipatterns.docx
+++ b/llm-uml-antipatterns.docx
@@ -124,13 +124,13 @@
         <w:t xml:space="preserve"> </w:t>
       </w:r>
       <w:r>
-        <w:t xml:space="preserve">to synthesize 194 labeled diagram pairs (each consisting of an antipattern</w:t>
-      </w:r>
-      <w:r>
-        <w:t xml:space="preserve"> </w:t>
-      </w:r>
-      <w:r>
-        <w:t xml:space="preserve">version and its correctly refactored counterpart) across a diverse set of</w:t>
+        <w:t xml:space="preserve">to synthesize 194 labeled diagram pairs, each consisting of an antipattern</w:t>
+      </w:r>
+      <w:r>
+        <w:t xml:space="preserve"> </w:t>
+      </w:r>
+      <w:r>
+        <w:t xml:space="preserve">version and its correctly refactored counterpart, across a diverse set of</w:t>
       </w:r>
       <w:r>
         <w:t xml:space="preserve"> </w:t>

--- a/llm-uml-antipatterns.docx
+++ b/llm-uml-antipatterns.docx
@@ -21,7 +21,7 @@
         <w:pStyle w:val="Author"/>
       </w:pPr>
       <w:r>
-        <w:t xml:space="preserve">Yasser Khan</w:t>
+        <w:t xml:space="preserve">Yasser A. Khan</w:t>
       </w:r>
     </w:p>
     <w:p>

--- a/llm-uml-antipatterns.docx
+++ b/llm-uml-antipatterns.docx
@@ -3805,7 +3805,7 @@
         <w:t xml:space="preserve">2024)</w:t>
       </w:r>
       <w:r>
-        <w:t xml:space="preserve">, a 3B-parameter LLM from the Qwen2.5-Coder series. Its pretraining corpus includes large quantities of code and structured text, making it well-suited to PlantUML syntax and structured output formatting. Low-Rank Adaptation (LoRA) </w:t>
+        <w:t xml:space="preserve">, a 3B-parameter LLM from the Qwen2.5-Coder series. Its pretraining corpus includes large quantities of code and structured text, making it well-suited to PlantUML syntax and structured output formatting. LoRA </w:t>
       </w:r>
       <w:r>
         <w:t xml:space="preserve">(Hu et al. 2022)</w:t>

--- a/llm-uml-antipatterns.docx
+++ b/llm-uml-antipatterns.docx
@@ -5461,7 +5461,7 @@
         <w:t xml:space="preserve"> </w:t>
       </w:r>
       <w:r>
-        <w:t xml:space="preserve">yield somewhat unstable metric estimates, and a larger held-out set would</w:t>
+        <w:t xml:space="preserve">limit the precision of metric estimates, and a larger held-out set would</w:t>
       </w:r>
       <w:r>
         <w:t xml:space="preserve"> </w:t>
